--- a/reports/实验报告.docx
+++ b/reports/实验报告.docx
@@ -41,7 +41,7 @@
           <w:b w:val="0"/>
           <w:sz w:val="24"/>
         </w:rPr>
-        <w:t>作者：【待填】　　学号：【待填】　　日期：2026年9月5日</w:t>
+        <w:t>作者：【待填】　　学号：【待填】　　日期：2026年9月7日</w:t>
       </w:r>
     </w:p>
     <w:p>
@@ -70,7 +70,7 @@
           <w:b w:val="0"/>
           <w:sz w:val="24"/>
         </w:rPr>
-        <w:t>直播带货与短视频广告同时包含口播、字幕、商品卡和促销叠字。审核不能只给“有风险 / 无风险”，还要留下可复核的原文证据、位置和法规依据。本实验在教师提供的237条约30秒切片上，完成样本信息表、六类多标签人工标注、SenseVoice口播转写、PP-OCRv6画面识别、关键词规则基线（E1）、本地Qwen2.5-7B少样本分类（E2），以及规则与模型的标签并集改进（E3）。风险标签micro F1由E1的0.390升至E2的0.513，再升至E3的0.612；诱导消费F1在融合后达到0.885。分层复核24条预测，归纳漏检、误检和证据不充分的典型原因。词表与少样本示例只来自任务书和法规，不把测试视频原句写回规则。系统以Web Demo「审言」展示视频、ASR/OCR、风险类别、证据和时间戳。</w:t>
+        <w:t>直播带货与短视频广告同时包含口播、字幕、商品卡和促销叠字。审核不能只给“有风险 / 无风险”，还要留下可复核的原文证据、位置和法规依据。本实验在教师提供的237条约30秒切片上，完成样本信息表、六类多标签人工标注、SenseVoice口播转写、PP-OCRv6画面识别、关键词规则基线（E1）、本地Qwen2.5-7B少样本分类（E2）、规则与模型的标签并集（E3），以及口播与画面分路再并（E4）。风险标签micro F1为E1 0.772、E2 0.731、E3 0.867、E4 0.879；E4诱导消费召回26/27。分层复核24条预测，归纳漏检、误检和证据不充分的典型原因。词表与少样本示例只来自任务书和法规，不把测试视频原句写回规则。系统以Web Demo「审言」展示视频、ASR/OCR、风险类别、证据和时间戳。</w:t>
       </w:r>
     </w:p>
     <w:p>
@@ -114,7 +114,7 @@
           <w:b w:val="0"/>
           <w:sz w:val="24"/>
         </w:rPr>
-        <w:t>直播间话术常见“行业天花板”“根治”“速效”“无效退款”“稳赚”“保本”“日入”“最后几单”“扫码加群”等表达，可能构成绝对化、夸大功效、收益承诺、促销误导或站外导流。任务书要求以公开直播回放或短视频广告为输入，走通“视频处理 → ASR/OCR → 文本风险分类 → 证据抽取 → 效果评价 → Demo”的完整过程，并借助AI完成编码、提示词和结果分析。本报告按任务书主要任务组织，实验记录对应E1关键词/规则、E2少样本分类、E3融合改进。</w:t>
+        <w:t>直播间话术常见“行业天花板”“根治”“速效”“无效退款”“稳赚”“保本”“日入”“最后几单”“扫码加群”等表达，可能构成绝对化、夸大功效、收益承诺、促销误导或站外导流。任务书要求以公开直播回放或短视频广告为输入，走通“视频处理 → ASR/OCR → 文本风险分类 → 证据抽取 → 效果评价 → Demo”的完整过程，并借助AI完成编码、提示词和结果分析。本报告按任务书主要任务组织，实验记录对应E1关键词/规则、E2少样本分类、E3融合改进、E4口播/画面分路。</w:t>
       </w:r>
     </w:p>
     <w:p>
@@ -129,7 +129,7 @@
           <w:b w:val="0"/>
           <w:sz w:val="24"/>
         </w:rPr>
-        <w:t>判断原则依据任务书第九条：只依据本条切片中可见、可听到的内容，不推测商品真实效果或商家经营情况；允许多标签；“可能”“有助于”“效果因人而异”等有条件描述不必然构成风险；医疗、药品、保健食品、金融投资从严；没有原文证据时应输出“无法判断”。导向、低俗、地域歧视等原标问题不纳入本任务。</w:t>
+        <w:t>判断原则依据任务书第九条：只依据本条切片中可见、可听到的内容，不推测商品真实效果或商家经营情况；允许多标签；“可能”“有助于”“效果因人而异”等有条件描述不必然构成风险；医疗、药品、保健食品、金融投资从严。金标准只保留任务书规定的六类标签，不设“无法判断”；原文不足或未见可核风险时标“正常”。系统输出同样不主动发出该标签。导向、低俗、地域歧视等原标问题不纳入本任务。</w:t>
       </w:r>
     </w:p>
     <w:p>
@@ -778,7 +778,7 @@
           <w:b w:val="0"/>
           <w:sz w:val="24"/>
         </w:rPr>
-        <w:t>标签至少六类，一条可多标。另设“无法判断”处理证据不足。标注表包含ASR口播、字幕/OCR、文案、风险标签、证据文本、证据时间戳或文本位置、人工说明，见annotations/manual_annotation.xlsx。原videos/output.xlsx中的导向、低俗等标签仅供参考。推荐方式为规则/模型辅助初标，再按原文人工复核。</w:t>
+        <w:t>标签至少六类，一条可多标。金标准不设“无法判断”，原文不足标正常。标注表包含ASR口播、字幕/OCR、文案、风险标签、证据文本、证据时间戳或文本位置、人工说明，见annotations/manual_annotation.xlsx。原videos/output.xlsx中的导向、低俗等标签仅供参考。推荐方式为规则/模型辅助初标，再按原文人工复核。</w:t>
       </w:r>
     </w:p>
     <w:p>
@@ -904,7 +904,7 @@
                 <w:b w:val="0"/>
                 <w:sz w:val="18"/>
               </w:rPr>
-              <w:t>普通介绍、常规促销、有条件描述</w:t>
+              <w:t>普通介绍、常规促销、有条件描述；原文不足亦标正常</w:t>
             </w:r>
           </w:p>
         </w:tc>
@@ -923,7 +923,7 @@
                 <w:b w:val="0"/>
                 <w:sz w:val="18"/>
               </w:rPr>
-              <w:t>32</w:t>
+              <w:t>33</w:t>
             </w:r>
           </w:p>
         </w:tc>
@@ -1223,65 +1223,6 @@
           </w:p>
         </w:tc>
       </w:tr>
-      <w:tr>
-        <w:tc>
-          <w:tcPr>
-            <w:tcW w:type="dxa" w:w="2948"/>
-          </w:tcPr>
-          <w:p>
-            <w:pPr>
-              <w:jc w:val="center"/>
-            </w:pPr>
-            <w:r/>
-            <w:r>
-              <w:rPr>
-                <w:rFonts w:ascii="Times New Roman" w:hAnsi="Times New Roman" w:eastAsia="宋体"/>
-                <w:b w:val="0"/>
-                <w:sz w:val="18"/>
-              </w:rPr>
-              <w:t>无法判断</w:t>
-            </w:r>
-          </w:p>
-        </w:tc>
-        <w:tc>
-          <w:tcPr>
-            <w:tcW w:type="dxa" w:w="3969"/>
-          </w:tcPr>
-          <w:p>
-            <w:pPr>
-              <w:jc w:val="center"/>
-            </w:pPr>
-            <w:r/>
-            <w:r>
-              <w:rPr>
-                <w:rFonts w:ascii="Times New Roman" w:hAnsi="Times New Roman" w:eastAsia="宋体"/>
-                <w:b w:val="0"/>
-                <w:sz w:val="18"/>
-              </w:rPr>
-              <w:t>原文过短或证据不足</w:t>
-            </w:r>
-          </w:p>
-        </w:tc>
-        <w:tc>
-          <w:tcPr>
-            <w:tcW w:type="dxa" w:w="1247"/>
-          </w:tcPr>
-          <w:p>
-            <w:pPr>
-              <w:jc w:val="center"/>
-            </w:pPr>
-            <w:r/>
-            <w:r>
-              <w:rPr>
-                <w:rFonts w:ascii="Times New Roman" w:hAnsi="Times New Roman" w:eastAsia="宋体"/>
-                <w:b w:val="0"/>
-                <w:sz w:val="18"/>
-              </w:rPr>
-              <w:t>1</w:t>
-            </w:r>
-          </w:p>
-        </w:tc>
-      </w:tr>
     </w:tbl>
     <w:p/>
     <w:p>
@@ -1339,7 +1280,7 @@
           <w:b w:val="0"/>
           <w:sz w:val="24"/>
         </w:rPr>
-        <w:t>src/media.py使用ffmpeg抽取wav。默认ASR为FunASR SenseVoiceSmall，输出带时间戳的分段和全文，并去掉SenseVoice的语言与情感标记。备选后端为Whisper。全量237条抽取成功，写入data/asr/{id}.json。口播质量受直播噪音、方言和顺口溜影响。部分切片口播几乎为空（如样本210），此时必须以画面为准，或按任务书9(5)标“无法判断”。</w:t>
+        <w:t>src/media.py使用ffmpeg抽取wav。默认ASR为FunASR SenseVoiceSmall，输出带时间戳的分段和全文，并去掉SenseVoice的语言与情感标记。备选后端为Whisper。全量237条抽取成功，写入data/asr/{id}.json。口播质量受直播噪音、方言和顺口溜影响。部分切片口播几乎为空（如样本210），此时必须以画面为准；画面也未见风险原文则标“正常”。</w:t>
       </w:r>
     </w:p>
     <w:p>
@@ -1426,7 +1367,7 @@
           <w:b w:val="0"/>
           <w:sz w:val="24"/>
         </w:rPr>
-        <w:t>E1是小规模关键词与正则基线，实现于src/rules.py与src/detect.py。词表只允许从Knowledge/写入：任务书示例（行业天花板、根治、速效、无效退款、稳赚、保本、日入、最后几单、扫码加群）以及《广告法》第九、十六至十八、二十四、二十五条和《直播电商监督管理办法》第三十二条。禁止根据本包句子或P/R/F1漏检加词。这是本实验的硬约束，也是E3选择融合而不是扩词表的原因。</w:t>
+        <w:t>E1是小规模关键词与正则基线，实现于src/rules.py与src/detect.py。词表只允许从Knowledge/写入：任务书示例（行业天花板、根治、速效、无效退款、稳赚、保本、日入、最后几单、扫码加群）以及《广告法》第九、十六至十八、二十四、二十五条和《直播电商监督管理办法》第三十二条。第九条第三项「等」覆盖首创、首个、首款；第十七条覆盖疾病治疗等医疗用语。禁止根据本包句子或P/R/F1漏检加词。这是本实验的硬约束，也是E3选择融合而不是扩词表的原因。</w:t>
       </w:r>
     </w:p>
     <w:p>
@@ -1441,7 +1382,7 @@
           <w:b w:val="0"/>
           <w:sz w:val="24"/>
         </w:rPr>
-        <w:t>规则分为五组。绝对化归入夸大功效，包括国家级、最高级、最佳、第一、天花板等，但不用单字“最”，以免“最高领取”误伤。功效/医疗包括根治、治愈、速效、三天见效、无效退款、治疗功能。收益承诺包括稳赚、保本、日入、包过。诱导消费包括最后几单/一批/一天以及全网/全年/历史最低价。站外导流包括扫码加群、加微信、私信下单。命中点附近若出现“可能”“有助于”“效果因人而异”，按任务书9(3)改为无法判断。无命中则输出正常，并在解释中写明“未命中不等于人工认定无风险”。</w:t>
+        <w:t>规则分为五组。绝对化归入夸大功效，包括国家级、最高级、最佳、第一、唯一、首创、首个、首款、天花板等，但不用单字“最”，以免“最高领取”误伤。功效/医疗包括根治、治愈、速效、三天见效、无效退款、治疗。收益承诺包括稳赚、保本、日入、包过。诱导消费包括最后几单/一批/一天以及全网/全年/历史最低价。站外导流包括扫码加群、加微信、私信下单。命中点附近若出现“可能”“有助于”“效果因人而异”，按任务书9(3)不标风险，输出正常。无命中则同样输出正常，并在解释中写明“未命中不等于人工认定无风险”。</w:t>
       </w:r>
     </w:p>
     <w:p>
@@ -1456,7 +1397,7 @@
           <w:b w:val="0"/>
           <w:sz w:val="24"/>
         </w:rPr>
-        <w:t>E1在237条上的风险标签micro精确率为0.948，召回仅0.246，micro F1为0.390，完全匹配72/237。诱导消费F1为0.773，夸大功效F1为0.322。虚假收益承诺与其他线索均为0，因为词表没有“只谈收益”“带来好运”这类写法。规则的价值是证据可回原文、依据可写到具体条款，适合作为审核台的可解释底线。</w:t>
+        <w:t>E1在237条上的风险标签micro精确率为0.966，召回0.643，micro F1为0.772，完全匹配157/237。诱导消费F1为0.773，夸大功效F1为0.777。虚假收益承诺为0：词表没有、也不应写入本包“只谈收益”。其他线索无对应词面，亦为0。规则的价值是证据可回原文、依据可写到具体条款，适合作为审核台的可解释底线。</w:t>
       </w:r>
     </w:p>
     <w:p>
@@ -1514,7 +1455,7 @@
           <w:b w:val="0"/>
           <w:sz w:val="24"/>
         </w:rPr>
-        <w:t>少样本共8组，全部来自任务书背景句和法规表述，例如“行业天花板/根治/三天见效”“稳赚不赔”“最后几单/全网最低价”“扫码加群”“带来好运”“可能有助于/效果因人而异”，以及空文本对应无法判断。没有使用videos/中的任何原句。这保证E2的提升来自泛化，而不是背测试集。</w:t>
+        <w:t>少样本共8组，全部来自任务书背景句和法规表述，例如“行业天花板/根治/三天见效”“稳赚不赔”“最后几单/全网最低价”“扫码加群”“带来好运”“可能有助于/效果因人而异”，以及空文本对应正常。没有使用videos/中的任何原句。这保证E2的提升来自泛化，而不是背测试集。</w:t>
       </w:r>
     </w:p>
     <w:p>
@@ -1543,7 +1484,7 @@
           <w:b w:val="0"/>
           <w:sz w:val="24"/>
         </w:rPr>
-        <w:t>模型只允许输出一个JSON对象，字段与E1对齐。src/classify.py随后做标签白名单、证据接地（证据必须是口播或OCR的子串）、风险与“正常/无法判断”互斥。解释里若提到站外导流但证据不合格，标签会被丢掉。该后处理把风险标签精确率维持在0.88左右，明显减少把领券、拍链接当成风险的情况。</w:t>
+        <w:t>模型只允许输出一个JSON对象，字段与E1对齐。src/classify.py随后做标签白名单、证据接地（证据必须是口播或OCR的子串）、风险与“正常”互斥；若模型仍写出无法判断，后处理收成正常。解释里若提到站外导流但证据不合格，标签会被丢掉。该后处理把风险标签精确率维持在0.91左右，明显减少把领券、拍链接当成风险的情况。</w:t>
       </w:r>
     </w:p>
     <w:p>
@@ -1572,7 +1513,7 @@
           <w:b w:val="0"/>
           <w:sz w:val="24"/>
         </w:rPr>
-        <w:t>237条全部出数。风险micro P/R/F1为0.880/0.362/0.513，macro F1为0.423，完全匹配89/237（37.6%）。夸大功效F1由0.322升到0.495，能够抓住“肌肤老10倍”“14天改善”等词表外断言；诱导消费F1由0.773降到0.619，常把“最低价”当成常规促销；其他线索1条命中；收益承诺仍漏。与E1对照，两者精确率都高、召回都低，且强项不同，具备融合条件。</w:t>
+        <w:t>237条全部出数。风险micro P/R/F1为0.907/0.612/0.731，macro F1为0.493，完全匹配138/237。夸大功效F1为0.731，能够抓住部分词表外断言（如“肌肤老10倍”“14天改善”）；诱导消费F1为0.735，仍会把部分“最低价”当成常规促销；其他线索1条命中；收益承诺仍漏。与E1对照，规则在绝对化与医疗用语上更稳，模型能补一些词表外功效，促销误导则规则更稳，具备融合条件。</w:t>
       </w:r>
     </w:p>
     <w:p>
@@ -1601,7 +1542,7 @@
           <w:b w:val="0"/>
           <w:sz w:val="24"/>
         </w:rPr>
-        <w:t>E1、E2、E3与Demo共用同一套字段，便于人工对照。risk_labels为多标签列表；evidence为原文短句；evidence_position给出source（audio/visual）、time和span；rule_basis写任务书位置或法条；explanation用一两句话说明依据哪句原文。Demo另有verdict（risk/normal/unknown）。模型不得推测商品是否真有效，只能引用看得见、听得见的原文。若证据不足，应输出无法判断，而不是用常识补全。</w:t>
+        <w:t>E1、E2、E3、E4与Demo共用同一套字段，便于人工对照。risk_labels为多标签列表；evidence为原文短句；evidence_position给出source（audio/visual）、time和span；rule_basis写任务书位置或法条；explanation用一两句话说明依据哪句原文。Demo另有verdict（risk/normal）。模型不得推测商品是否真有效，只能引用看得见、听得见的原文。若证据不足，输出正常，不另开无法判断。</w:t>
       </w:r>
     </w:p>
     <w:p>
@@ -1630,7 +1571,7 @@
           <w:b w:val="0"/>
           <w:sz w:val="24"/>
         </w:rPr>
-        <w:t>测试集237条，金标准见annotations/manual_annotation.json。指标按风险五类做多标签Precision、Recall和F1，同时报告完全匹配率。表3对应任务书建议的最小实验记录。E3细节见第10节。</w:t>
+        <w:t>测试集237条，金标准见annotations/manual_annotation.json。指标按风险五类做多标签Precision、Recall和F1，同时报告完全匹配率。风险标签micro F1不受无法判断口径调整影响；完全匹配因该标签并入正常而上升。表3为E1至E4的风险标签micro指标。</w:t>
       </w:r>
     </w:p>
     <w:p>
@@ -1859,7 +1800,7 @@
                 <w:b w:val="0"/>
                 <w:sz w:val="18"/>
               </w:rPr>
-              <w:t>0.948</w:t>
+              <w:t>0.966</w:t>
             </w:r>
           </w:p>
         </w:tc>
@@ -1878,7 +1819,7 @@
                 <w:b w:val="0"/>
                 <w:sz w:val="18"/>
               </w:rPr>
-              <w:t>0.246</w:t>
+              <w:t>0.643</w:t>
             </w:r>
           </w:p>
         </w:tc>
@@ -1897,7 +1838,7 @@
                 <w:b w:val="0"/>
                 <w:sz w:val="18"/>
               </w:rPr>
-              <w:t>0.390</w:t>
+              <w:t>0.772</w:t>
             </w:r>
           </w:p>
         </w:tc>
@@ -1916,7 +1857,7 @@
                 <w:b w:val="0"/>
                 <w:sz w:val="18"/>
               </w:rPr>
-              <w:t>72/237</w:t>
+              <w:t>157/237</w:t>
             </w:r>
           </w:p>
         </w:tc>
@@ -1935,7 +1876,7 @@
                 <w:b w:val="0"/>
                 <w:sz w:val="18"/>
               </w:rPr>
-              <w:t>精确高，召回低</w:t>
+              <w:t>精确高，绝对化与医疗稳</w:t>
             </w:r>
           </w:p>
         </w:tc>
@@ -1994,7 +1935,7 @@
                 <w:b w:val="0"/>
                 <w:sz w:val="18"/>
               </w:rPr>
-              <w:t>0.880</w:t>
+              <w:t>0.907</w:t>
             </w:r>
           </w:p>
         </w:tc>
@@ -2013,7 +1954,7 @@
                 <w:b w:val="0"/>
                 <w:sz w:val="18"/>
               </w:rPr>
-              <w:t>0.362</w:t>
+              <w:t>0.612</w:t>
             </w:r>
           </w:p>
         </w:tc>
@@ -2032,7 +1973,7 @@
                 <w:b w:val="0"/>
                 <w:sz w:val="18"/>
               </w:rPr>
-              <w:t>0.513</w:t>
+              <w:t>0.731</w:t>
             </w:r>
           </w:p>
         </w:tc>
@@ -2051,7 +1992,7 @@
                 <w:b w:val="0"/>
                 <w:sz w:val="18"/>
               </w:rPr>
-              <w:t>89/237</w:t>
+              <w:t>138/237</w:t>
             </w:r>
           </w:p>
         </w:tc>
@@ -2070,7 +2011,7 @@
                 <w:b w:val="0"/>
                 <w:sz w:val="18"/>
               </w:rPr>
-              <w:t>功效补上，促销变弱</w:t>
+              <w:t>补词表外功效，促销较弱</w:t>
             </w:r>
           </w:p>
         </w:tc>
@@ -2129,7 +2070,7 @@
                 <w:b w:val="0"/>
                 <w:sz w:val="18"/>
               </w:rPr>
-              <w:t>0.897</w:t>
+              <w:t>0.911</w:t>
             </w:r>
           </w:p>
         </w:tc>
@@ -2148,7 +2089,7 @@
                 <w:b w:val="0"/>
                 <w:sz w:val="18"/>
               </w:rPr>
-              <w:t>0.464</w:t>
+              <w:t>0.826</w:t>
             </w:r>
           </w:p>
         </w:tc>
@@ -2167,7 +2108,7 @@
                 <w:b w:val="0"/>
                 <w:sz w:val="18"/>
               </w:rPr>
-              <w:t>0.612</w:t>
+              <w:t>0.867</w:t>
             </w:r>
           </w:p>
         </w:tc>
@@ -2186,7 +2127,7 @@
                 <w:b w:val="0"/>
                 <w:sz w:val="18"/>
               </w:rPr>
-              <w:t>106/237</w:t>
+              <w:t>182/237</w:t>
             </w:r>
           </w:p>
         </w:tc>
@@ -2206,6 +2147,141 @@
                 <w:sz w:val="18"/>
               </w:rPr>
               <w:t>不改词表即可提升</w:t>
+            </w:r>
+          </w:p>
+        </w:tc>
+      </w:tr>
+      <w:tr>
+        <w:tc>
+          <w:tcPr>
+            <w:tcW w:type="dxa" w:w="907"/>
+          </w:tcPr>
+          <w:p>
+            <w:pPr>
+              <w:jc w:val="center"/>
+            </w:pPr>
+            <w:r/>
+            <w:r>
+              <w:rPr>
+                <w:rFonts w:ascii="Times New Roman" w:hAnsi="Times New Roman" w:eastAsia="宋体"/>
+                <w:b w:val="0"/>
+                <w:sz w:val="18"/>
+              </w:rPr>
+              <w:t>E4</w:t>
+            </w:r>
+          </w:p>
+        </w:tc>
+        <w:tc>
+          <w:tcPr>
+            <w:tcW w:type="dxa" w:w="2041"/>
+          </w:tcPr>
+          <w:p>
+            <w:pPr>
+              <w:jc w:val="center"/>
+            </w:pPr>
+            <w:r/>
+            <w:r>
+              <w:rPr>
+                <w:rFonts w:ascii="Times New Roman" w:hAnsi="Times New Roman" w:eastAsia="宋体"/>
+                <w:b w:val="0"/>
+                <w:sz w:val="18"/>
+              </w:rPr>
+              <w:t>E1∪口播∪画面</w:t>
+            </w:r>
+          </w:p>
+        </w:tc>
+        <w:tc>
+          <w:tcPr>
+            <w:tcW w:type="dxa" w:w="850"/>
+          </w:tcPr>
+          <w:p>
+            <w:pPr>
+              <w:jc w:val="center"/>
+            </w:pPr>
+            <w:r/>
+            <w:r>
+              <w:rPr>
+                <w:rFonts w:ascii="Times New Roman" w:hAnsi="Times New Roman" w:eastAsia="宋体"/>
+                <w:b w:val="0"/>
+                <w:sz w:val="18"/>
+              </w:rPr>
+              <w:t>0.922</w:t>
+            </w:r>
+          </w:p>
+        </w:tc>
+        <w:tc>
+          <w:tcPr>
+            <w:tcW w:type="dxa" w:w="850"/>
+          </w:tcPr>
+          <w:p>
+            <w:pPr>
+              <w:jc w:val="center"/>
+            </w:pPr>
+            <w:r/>
+            <w:r>
+              <w:rPr>
+                <w:rFonts w:ascii="Times New Roman" w:hAnsi="Times New Roman" w:eastAsia="宋体"/>
+                <w:b w:val="0"/>
+                <w:sz w:val="18"/>
+              </w:rPr>
+              <w:t>0.839</w:t>
+            </w:r>
+          </w:p>
+        </w:tc>
+        <w:tc>
+          <w:tcPr>
+            <w:tcW w:type="dxa" w:w="850"/>
+          </w:tcPr>
+          <w:p>
+            <w:pPr>
+              <w:jc w:val="center"/>
+            </w:pPr>
+            <w:r/>
+            <w:r>
+              <w:rPr>
+                <w:rFonts w:ascii="Times New Roman" w:hAnsi="Times New Roman" w:eastAsia="宋体"/>
+                <w:b w:val="0"/>
+                <w:sz w:val="18"/>
+              </w:rPr>
+              <w:t>0.879</w:t>
+            </w:r>
+          </w:p>
+        </w:tc>
+        <w:tc>
+          <w:tcPr>
+            <w:tcW w:type="dxa" w:w="1247"/>
+          </w:tcPr>
+          <w:p>
+            <w:pPr>
+              <w:jc w:val="center"/>
+            </w:pPr>
+            <w:r/>
+            <w:r>
+              <w:rPr>
+                <w:rFonts w:ascii="Times New Roman" w:hAnsi="Times New Roman" w:eastAsia="宋体"/>
+                <w:b w:val="0"/>
+                <w:sz w:val="18"/>
+              </w:rPr>
+              <w:t>185/237</w:t>
+            </w:r>
+          </w:p>
+        </w:tc>
+        <w:tc>
+          <w:tcPr>
+            <w:tcW w:type="dxa" w:w="1814"/>
+          </w:tcPr>
+          <w:p>
+            <w:pPr>
+              <w:jc w:val="center"/>
+            </w:pPr>
+            <w:r/>
+            <w:r>
+              <w:rPr>
+                <w:rFonts w:ascii="Times New Roman" w:hAnsi="Times New Roman" w:eastAsia="宋体"/>
+                <w:b w:val="0"/>
+                <w:sz w:val="18"/>
+              </w:rPr>
+              <w:t>拆开模态再并</w:t>
             </w:r>
           </w:p>
         </w:tc>
@@ -2345,7 +2421,7 @@
         </w:tc>
         <w:tc>
           <w:tcPr>
-            <w:tcW w:type="dxa" w:w="907"/>
+            <w:tcW w:type="dxa" w:w="964"/>
             <w:shd w:fill="D9E2F3" w:val="clear"/>
           </w:tcPr>
           <w:p>
@@ -2359,7 +2435,7 @@
                 <w:b/>
                 <w:sz w:val="18"/>
               </w:rPr>
-              <w:t>E3 P</w:t>
+              <w:t>E4 F1</w:t>
             </w:r>
           </w:p>
         </w:tc>
@@ -2379,7 +2455,7 @@
                 <w:b/>
                 <w:sz w:val="18"/>
               </w:rPr>
-              <w:t>E3 R</w:t>
+              <w:t>E4 R</w:t>
             </w:r>
           </w:p>
         </w:tc>
@@ -2438,7 +2514,7 @@
                 <w:b w:val="0"/>
                 <w:sz w:val="18"/>
               </w:rPr>
-              <w:t>0.322</w:t>
+              <w:t>0.777</w:t>
             </w:r>
           </w:p>
         </w:tc>
@@ -2457,7 +2533,7 @@
                 <w:b w:val="0"/>
                 <w:sz w:val="18"/>
               </w:rPr>
-              <w:t>0.495</w:t>
+              <w:t>0.731</w:t>
             </w:r>
           </w:p>
         </w:tc>
@@ -2476,7 +2552,26 @@
                 <w:b w:val="0"/>
                 <w:sz w:val="18"/>
               </w:rPr>
-              <w:t>0.561</w:t>
+              <w:t>0.867</w:t>
+            </w:r>
+          </w:p>
+        </w:tc>
+        <w:tc>
+          <w:tcPr>
+            <w:tcW w:type="dxa" w:w="964"/>
+          </w:tcPr>
+          <w:p>
+            <w:pPr>
+              <w:jc w:val="center"/>
+            </w:pPr>
+            <w:r/>
+            <w:r>
+              <w:rPr>
+                <w:rFonts w:ascii="Times New Roman" w:hAnsi="Times New Roman" w:eastAsia="宋体"/>
+                <w:b w:val="0"/>
+                <w:sz w:val="18"/>
+              </w:rPr>
+              <w:t>0.877</w:t>
             </w:r>
           </w:p>
         </w:tc>
@@ -2495,26 +2590,7 @@
                 <w:b w:val="0"/>
                 <w:sz w:val="18"/>
               </w:rPr>
-              <w:t>0.889</w:t>
-            </w:r>
-          </w:p>
-        </w:tc>
-        <w:tc>
-          <w:tcPr>
-            <w:tcW w:type="dxa" w:w="907"/>
-          </w:tcPr>
-          <w:p>
-            <w:pPr>
-              <w:jc w:val="center"/>
-            </w:pPr>
-            <w:r/>
-            <w:r>
-              <w:rPr>
-                <w:rFonts w:ascii="Times New Roman" w:hAnsi="Times New Roman" w:eastAsia="宋体"/>
-                <w:b w:val="0"/>
-                <w:sz w:val="18"/>
-              </w:rPr>
-              <w:t>0.410</w:t>
+              <w:t>0.826</w:t>
             </w:r>
           </w:p>
         </w:tc>
@@ -2617,7 +2693,7 @@
         </w:tc>
         <w:tc>
           <w:tcPr>
-            <w:tcW w:type="dxa" w:w="907"/>
+            <w:tcW w:type="dxa" w:w="964"/>
           </w:tcPr>
           <w:p>
             <w:pPr>
@@ -2727,7 +2803,7 @@
                 <w:b w:val="0"/>
                 <w:sz w:val="18"/>
               </w:rPr>
-              <w:t>0.619</w:t>
+              <w:t>0.735</w:t>
             </w:r>
           </w:p>
         </w:tc>
@@ -2746,7 +2822,26 @@
                 <w:b w:val="0"/>
                 <w:sz w:val="18"/>
               </w:rPr>
-              <w:t>0.885</w:t>
+              <w:t>0.873</w:t>
+            </w:r>
+          </w:p>
+        </w:tc>
+        <w:tc>
+          <w:tcPr>
+            <w:tcW w:type="dxa" w:w="964"/>
+          </w:tcPr>
+          <w:p>
+            <w:pPr>
+              <w:jc w:val="center"/>
+            </w:pPr>
+            <w:r/>
+            <w:r>
+              <w:rPr>
+                <w:rFonts w:ascii="Times New Roman" w:hAnsi="Times New Roman" w:eastAsia="宋体"/>
+                <w:b w:val="0"/>
+                <w:sz w:val="18"/>
+              </w:rPr>
+              <w:t>0.897</w:t>
             </w:r>
           </w:p>
         </w:tc>
@@ -2765,26 +2860,7 @@
                 <w:b w:val="0"/>
                 <w:sz w:val="18"/>
               </w:rPr>
-              <w:t>0.920</w:t>
-            </w:r>
-          </w:p>
-        </w:tc>
-        <w:tc>
-          <w:tcPr>
-            <w:tcW w:type="dxa" w:w="907"/>
-          </w:tcPr>
-          <w:p>
-            <w:pPr>
-              <w:jc w:val="center"/>
-            </w:pPr>
-            <w:r/>
-            <w:r>
-              <w:rPr>
-                <w:rFonts w:ascii="Times New Roman" w:hAnsi="Times New Roman" w:eastAsia="宋体"/>
-                <w:b w:val="0"/>
-                <w:sz w:val="18"/>
-              </w:rPr>
-              <w:t>0.852</w:t>
+              <w:t>0.963</w:t>
             </w:r>
           </w:p>
         </w:tc>
@@ -2887,7 +2963,7 @@
         </w:tc>
         <w:tc>
           <w:tcPr>
-            <w:tcW w:type="dxa" w:w="907"/>
+            <w:tcW w:type="dxa" w:w="964"/>
           </w:tcPr>
           <w:p>
             <w:pPr>
@@ -3022,7 +3098,7 @@
         </w:tc>
         <w:tc>
           <w:tcPr>
-            <w:tcW w:type="dxa" w:w="907"/>
+            <w:tcW w:type="dxa" w:w="964"/>
           </w:tcPr>
           <w:p>
             <w:pPr>
@@ -3073,7 +3149,7 @@
           <w:b w:val="0"/>
           <w:sz w:val="24"/>
         </w:rPr>
-        <w:t>E3没有引入测试集新词，只是把已经算过的预测并起来。诱导消费召回从E2的0.482升到0.852，接近并超过单独E1；夸大功效召回从E2的0.344升到0.410。精确率仍保持约0.90，说明并集没有把大量误检带进来——原因是两路本身精确率都高、召回都低。收益承诺（192）两边都漏，融合无法挽回。无法判断（210）在融合规则里被E1的“正常”盖掉，这是并集策略的代价。</w:t>
+        <w:t>E3没有引入测试集新词，只是把已经算过的预测并起来。诱导消费召回从E2的0.667升到0.889；夸大功效召回从E2的0.605升到0.821。精确率仍保持约0.91，说明并集没有把大量误检带进来——原因是两路本身精确率都高、召回都偏低。收益承诺（192）两边都漏收益标签，融合无法挽回：规则已打上「首个」对应的夸大功效，但「只谈收益」不是词表中的保证性承诺。样本210金标准为正常，并集后仍为正常。这是并集策略的代价。</w:t>
       </w:r>
     </w:p>
     <w:p>
@@ -3117,7 +3193,7 @@
           <w:b w:val="0"/>
           <w:sz w:val="24"/>
         </w:rPr>
-        <w:t>抽样构成：稀有标签191/192/210；已知问题10、162；E1/E2互补20、18、78、129、150；双边漏检6、16、24、94；误检17、136、167、208、216；完全匹配正负例1、7。摘要上，E1有16条需要修改，E2同样16条；E1证据正确或部分正确8条，E2为10条。两边改动数量接近，但错误类型不同，说明不是同一套失败模式。</w:t>
+        <w:t>抽样构成：稀有标签191/192；口播为空负例210；已知问题10、162；E1/E2互补20、18、78、129、150；双边漏检6、16、24、94；误检17、136、167、208、216；完全匹配正负例1、7。摘要上，E1有15条需要修改，E2有16条；E1证据正确或部分正确8条，E2为9条。两边改动数量接近，但错误类型不同，说明不是同一套失败模式。</w:t>
       </w:r>
     </w:p>
     <w:p>
@@ -3498,7 +3574,7 @@
                 <w:b w:val="0"/>
                 <w:sz w:val="18"/>
               </w:rPr>
-              <w:t>好运E2对；收益承诺两边漏</w:t>
+              <w:t>好运E2对；192规则打首个，只谈收益不标</w:t>
             </w:r>
           </w:p>
         </w:tc>
@@ -3578,7 +3654,7 @@
                 <w:b w:val="0"/>
                 <w:sz w:val="18"/>
               </w:rPr>
-              <w:t>证据不足</w:t>
+              <w:t>空文本负例</w:t>
             </w:r>
           </w:p>
         </w:tc>
@@ -3616,7 +3692,7 @@
                 <w:b w:val="0"/>
                 <w:sz w:val="18"/>
               </w:rPr>
-              <w:t>E2标无法判断，E1标正常</w:t>
+              <w:t>金标准与两边均标正常，不输出无法判断</w:t>
             </w:r>
           </w:p>
         </w:tc>
@@ -3736,7 +3812,7 @@
           <w:b w:val="0"/>
           <w:sz w:val="24"/>
         </w:rPr>
-        <w:t>保健食品切片口播出现“盐酸氨糖治疗骨关节炎”，同时口头声明“不涉及治疗”。按任务书从严和高敏感领域条款，仍应标夸大功效，证据应落在“治疗骨关节炎”。E1无单独“治疗”规则，输出正常。E2标签正确，证据却取了效应量“可达0.4”。复核结论是需要修改证据，而不是改金标准。后续若从《广告法》第十七条补“治疗”二字，属于法规同义，仍然不得写入本条原句。</w:t>
+        <w:t>保健食品切片口播出现“盐酸氨糖治疗骨关节炎”，同时口头声明“不涉及治疗”。按任务书从严和高敏感领域条款，仍应标夸大功效，证据应落在“治疗骨关节炎”。E1按第十七条命中「治疗」。E2标签正确，证据却取了效应量“可达0.4”。复核结论是需要修改证据，而不是改金标准。</w:t>
       </w:r>
     </w:p>
     <w:p>
@@ -3765,7 +3841,7 @@
           <w:b w:val="0"/>
           <w:sz w:val="24"/>
         </w:rPr>
-        <w:t>加盟广告画面有“国内首个线上AI测肤功能”和“不谈模式只谈收益”。合并文本里这两句都在，并不是抽取失败。E1词表没有“首个”，也没有“只谈收益”；E2在较长OCR中输出正常。这是本包唯一的虚假收益承诺，E1/E2/E3该类F1均为0。报告把它列为当前召回上限，用来说明稀有类不能只看一个F1数字。</w:t>
+        <w:t>加盟广告画面有“国内首个线上AI测肤功能”和“不谈模式只谈收益”。合并文本里这两句都在，并不是识别失败。E1命中「首个」，打上夸大功效；「只谈收益」不是稳赚/保本/日入一类保证性承诺，词表不收、也不应写入本包原句。E2与E4同样只补到功效，收益承诺F1为0。报告把它列为当前召回上限，用来说明稀有类不能只看一个F1数字。</w:t>
       </w:r>
     </w:p>
     <w:p>
@@ -3867,7 +3943,7 @@
           <w:b w:val="0"/>
           <w:sz w:val="24"/>
         </w:rPr>
-        <w:t>改进前（E2）micro F1为0.513，诱导消费F1为0.619，夸大功效F1为0.495。改进后（E3）分别为0.612、0.885、0.561。完全匹配由89升到106。诱导消费漏检从14降到4，夸大功效真阳性从67升到80。精确率仍保持0.90左右。该改进满足任务书“比较改进前后的指标或典型案例效果”，并且可以在没有Ollama的机器上复现，因为只读data/detect与data/classify。</w:t>
+        <w:t>改进前（E2）micro F1为0.731，诱导消费F1为0.735，夸大功效F1为0.731。改进后（E3）分别为0.867、0.873、0.867。完全匹配由138升到182。诱导消费漏检从9降到3，夸大功效真阳性从118升到160。精确率仍保持0.91左右。该改进满足任务书“比较改进前后的指标或典型案例效果”，并且可以在没有Ollama的机器上复现，因为只读data/detect与data/classify。</w:t>
       </w:r>
     </w:p>
     <w:p>
@@ -3882,7 +3958,7 @@
           <w:b w:val="0"/>
           <w:sz w:val="24"/>
         </w:rPr>
-        <w:t>未解决的问题仍然清楚：192收益承诺、大量词表外功效（夸大功效仍有115条漏检）、210被融合成正常。后续方向均不得使用测试集原句：从法规补“治疗”“首个/首创”等同义；给“天花板”加否定窗；空口播且无画面命中时优先无法判断；对保健食品提高疾病治疗用语的权重。这些方向写进报告，本轮不落地到词表。</w:t>
+        <w:t>未解决的问题仍然清楚：192收益承诺、仍有35条夸大功效漏检。第11节把口播与画面拆开再并（E4）。仍不得使用测试集原句；天花板否定窗尚未改规则。</w:t>
       </w:r>
     </w:p>
     <w:p>
@@ -3896,7 +3972,1286 @@
           <w:b/>
           <w:sz w:val="28"/>
         </w:rPr>
-        <w:t>11 审核结果展示Demo</w:t>
+        <w:t>11 分路再改进（E4）与消融</w:t>
+      </w:r>
+    </w:p>
+    <w:p>
+      <w:pPr>
+        <w:spacing w:line="360" w:lineRule="auto" w:after="120" w:before="0"/>
+        <w:ind w:firstLine="420"/>
+        <w:jc w:val="both"/>
+      </w:pPr>
+      <w:r>
+        <w:rPr>
+          <w:rFonts w:ascii="Times New Roman" w:hAnsi="Times New Roman" w:eastAsia="宋体"/>
+          <w:b w:val="0"/>
+          <w:sz w:val="24"/>
+        </w:rPr>
+        <w:t>E2把口播与OCR拼进同一条prompt。样本10/20的互补发生在模态之间，长画面叠字时合路分类容易只抓住更显眼的绝对化。E4因此只改输入切分，不改词表、不加测试集少样本。口播-only、画面-only各跑一遍同一套7B少样本，再与E1做标签并集。入口为python -m src.e4a。无风险时输出正常。画面分路有2条JSON解析失败（117、120），按正常写入后照常融合。</w:t>
+      </w:r>
+    </w:p>
+    <w:p>
+      <w:pPr>
+        <w:spacing w:line="360" w:lineRule="auto" w:after="120" w:before="0"/>
+        <w:jc w:val="both"/>
+      </w:pPr>
+      <w:r>
+        <w:rPr>
+          <w:rFonts w:ascii="Times New Roman" w:hAnsi="Times New Roman" w:eastAsia="黑体"/>
+          <w:b/>
+          <w:sz w:val="24"/>
+        </w:rPr>
+        <w:t>11.1 消融：单独口播 / 单独画面</w:t>
+      </w:r>
+    </w:p>
+    <w:p>
+      <w:pPr>
+        <w:spacing w:line="360" w:lineRule="auto" w:after="120" w:before="0"/>
+        <w:ind w:firstLine="420"/>
+        <w:jc w:val="both"/>
+      </w:pPr>
+      <w:r>
+        <w:rPr>
+          <w:rFonts w:ascii="Times New Roman" w:hAnsi="Times New Roman" w:eastAsia="宋体"/>
+          <w:b w:val="0"/>
+          <w:sz w:val="24"/>
+        </w:rPr>
+        <w:t>若增益只是多跑一次模型，单独看口播或单独看画面就应该接近合路E2。实际不是。</w:t>
+      </w:r>
+    </w:p>
+    <w:p>
+      <w:pPr>
+        <w:spacing w:line="360" w:lineRule="auto" w:after="80" w:before="0"/>
+        <w:jc w:val="center"/>
+      </w:pPr>
+      <w:r>
+        <w:rPr>
+          <w:rFonts w:ascii="Times New Roman" w:hAnsi="Times New Roman" w:eastAsia="楷体"/>
+          <w:b w:val="0"/>
+          <w:sz w:val="21"/>
+        </w:rPr>
+        <w:t>表7 E4消融（单独口播 / 单独画面）</w:t>
+      </w:r>
+    </w:p>
+    <w:tbl>
+      <w:tblPr>
+        <w:tblStyle w:val="TableGrid"/>
+        <w:tblW w:type="auto" w:w="0"/>
+        <w:jc w:val="center"/>
+        <w:tblLook w:firstColumn="1" w:firstRow="1" w:lastColumn="0" w:lastRow="0" w:noHBand="0" w:noVBand="1" w:val="04A0"/>
+      </w:tblPr>
+      <w:tblGrid>
+        <w:gridCol w:w="1474"/>
+        <w:gridCol w:w="1474"/>
+        <w:gridCol w:w="1474"/>
+        <w:gridCol w:w="1474"/>
+        <w:gridCol w:w="1474"/>
+        <w:gridCol w:w="1474"/>
+      </w:tblGrid>
+      <w:tr>
+        <w:tc>
+          <w:tcPr>
+            <w:tcW w:type="dxa" w:w="1247"/>
+            <w:shd w:fill="D9E2F3" w:val="clear"/>
+          </w:tcPr>
+          <w:p>
+            <w:pPr>
+              <w:jc w:val="center"/>
+            </w:pPr>
+            <w:r/>
+            <w:r>
+              <w:rPr>
+                <w:rFonts w:ascii="Times New Roman" w:hAnsi="Times New Roman" w:eastAsia="黑体"/>
+                <w:b/>
+                <w:sz w:val="18"/>
+              </w:rPr>
+              <w:t>设置</w:t>
+            </w:r>
+          </w:p>
+        </w:tc>
+        <w:tc>
+          <w:tcPr>
+            <w:tcW w:type="dxa" w:w="1928"/>
+            <w:shd w:fill="D9E2F3" w:val="clear"/>
+          </w:tcPr>
+          <w:p>
+            <w:pPr>
+              <w:jc w:val="center"/>
+            </w:pPr>
+            <w:r/>
+            <w:r>
+              <w:rPr>
+                <w:rFonts w:ascii="Times New Roman" w:hAnsi="Times New Roman" w:eastAsia="黑体"/>
+                <w:b/>
+                <w:sz w:val="18"/>
+              </w:rPr>
+              <w:t>输入</w:t>
+            </w:r>
+          </w:p>
+        </w:tc>
+        <w:tc>
+          <w:tcPr>
+            <w:tcW w:type="dxa" w:w="1134"/>
+            <w:shd w:fill="D9E2F3" w:val="clear"/>
+          </w:tcPr>
+          <w:p>
+            <w:pPr>
+              <w:jc w:val="center"/>
+            </w:pPr>
+            <w:r/>
+            <w:r>
+              <w:rPr>
+                <w:rFonts w:ascii="Times New Roman" w:hAnsi="Times New Roman" w:eastAsia="黑体"/>
+                <w:b/>
+                <w:sz w:val="18"/>
+              </w:rPr>
+              <w:t>micro P</w:t>
+            </w:r>
+          </w:p>
+        </w:tc>
+        <w:tc>
+          <w:tcPr>
+            <w:tcW w:type="dxa" w:w="1134"/>
+            <w:shd w:fill="D9E2F3" w:val="clear"/>
+          </w:tcPr>
+          <w:p>
+            <w:pPr>
+              <w:jc w:val="center"/>
+            </w:pPr>
+            <w:r/>
+            <w:r>
+              <w:rPr>
+                <w:rFonts w:ascii="Times New Roman" w:hAnsi="Times New Roman" w:eastAsia="黑体"/>
+                <w:b/>
+                <w:sz w:val="18"/>
+              </w:rPr>
+              <w:t>micro R</w:t>
+            </w:r>
+          </w:p>
+        </w:tc>
+        <w:tc>
+          <w:tcPr>
+            <w:tcW w:type="dxa" w:w="1247"/>
+            <w:shd w:fill="D9E2F3" w:val="clear"/>
+          </w:tcPr>
+          <w:p>
+            <w:pPr>
+              <w:jc w:val="center"/>
+            </w:pPr>
+            <w:r/>
+            <w:r>
+              <w:rPr>
+                <w:rFonts w:ascii="Times New Roman" w:hAnsi="Times New Roman" w:eastAsia="黑体"/>
+                <w:b/>
+                <w:sz w:val="18"/>
+              </w:rPr>
+              <w:t>micro F1</w:t>
+            </w:r>
+          </w:p>
+        </w:tc>
+        <w:tc>
+          <w:tcPr>
+            <w:tcW w:type="dxa" w:w="1361"/>
+            <w:shd w:fill="D9E2F3" w:val="clear"/>
+          </w:tcPr>
+          <w:p>
+            <w:pPr>
+              <w:jc w:val="center"/>
+            </w:pPr>
+            <w:r/>
+            <w:r>
+              <w:rPr>
+                <w:rFonts w:ascii="Times New Roman" w:hAnsi="Times New Roman" w:eastAsia="黑体"/>
+                <w:b/>
+                <w:sz w:val="18"/>
+              </w:rPr>
+              <w:t>完全匹配</w:t>
+            </w:r>
+          </w:p>
+        </w:tc>
+      </w:tr>
+      <w:tr>
+        <w:tc>
+          <w:tcPr>
+            <w:tcW w:type="dxa" w:w="1247"/>
+          </w:tcPr>
+          <w:p>
+            <w:pPr>
+              <w:jc w:val="center"/>
+            </w:pPr>
+            <w:r/>
+            <w:r>
+              <w:rPr>
+                <w:rFonts w:ascii="Times New Roman" w:hAnsi="Times New Roman" w:eastAsia="宋体"/>
+                <w:b w:val="0"/>
+                <w:sz w:val="18"/>
+              </w:rPr>
+              <w:t>E2合路</w:t>
+            </w:r>
+          </w:p>
+        </w:tc>
+        <w:tc>
+          <w:tcPr>
+            <w:tcW w:type="dxa" w:w="1928"/>
+          </w:tcPr>
+          <w:p>
+            <w:pPr>
+              <w:jc w:val="center"/>
+            </w:pPr>
+            <w:r/>
+            <w:r>
+              <w:rPr>
+                <w:rFonts w:ascii="Times New Roman" w:hAnsi="Times New Roman" w:eastAsia="宋体"/>
+                <w:b w:val="0"/>
+                <w:sz w:val="18"/>
+              </w:rPr>
+              <w:t>口播+画面同一条</w:t>
+            </w:r>
+          </w:p>
+        </w:tc>
+        <w:tc>
+          <w:tcPr>
+            <w:tcW w:type="dxa" w:w="1134"/>
+          </w:tcPr>
+          <w:p>
+            <w:pPr>
+              <w:jc w:val="center"/>
+            </w:pPr>
+            <w:r/>
+            <w:r>
+              <w:rPr>
+                <w:rFonts w:ascii="Times New Roman" w:hAnsi="Times New Roman" w:eastAsia="宋体"/>
+                <w:b w:val="0"/>
+                <w:sz w:val="18"/>
+              </w:rPr>
+              <w:t>0.907</w:t>
+            </w:r>
+          </w:p>
+        </w:tc>
+        <w:tc>
+          <w:tcPr>
+            <w:tcW w:type="dxa" w:w="1134"/>
+          </w:tcPr>
+          <w:p>
+            <w:pPr>
+              <w:jc w:val="center"/>
+            </w:pPr>
+            <w:r/>
+            <w:r>
+              <w:rPr>
+                <w:rFonts w:ascii="Times New Roman" w:hAnsi="Times New Roman" w:eastAsia="宋体"/>
+                <w:b w:val="0"/>
+                <w:sz w:val="18"/>
+              </w:rPr>
+              <w:t>0.612</w:t>
+            </w:r>
+          </w:p>
+        </w:tc>
+        <w:tc>
+          <w:tcPr>
+            <w:tcW w:type="dxa" w:w="1247"/>
+          </w:tcPr>
+          <w:p>
+            <w:pPr>
+              <w:jc w:val="center"/>
+            </w:pPr>
+            <w:r/>
+            <w:r>
+              <w:rPr>
+                <w:rFonts w:ascii="Times New Roman" w:hAnsi="Times New Roman" w:eastAsia="宋体"/>
+                <w:b w:val="0"/>
+                <w:sz w:val="18"/>
+              </w:rPr>
+              <w:t>0.731</w:t>
+            </w:r>
+          </w:p>
+        </w:tc>
+        <w:tc>
+          <w:tcPr>
+            <w:tcW w:type="dxa" w:w="1361"/>
+          </w:tcPr>
+          <w:p>
+            <w:pPr>
+              <w:jc w:val="center"/>
+            </w:pPr>
+            <w:r/>
+            <w:r>
+              <w:rPr>
+                <w:rFonts w:ascii="Times New Roman" w:hAnsi="Times New Roman" w:eastAsia="宋体"/>
+                <w:b w:val="0"/>
+                <w:sz w:val="18"/>
+              </w:rPr>
+              <w:t>138/237</w:t>
+            </w:r>
+          </w:p>
+        </w:tc>
+      </w:tr>
+      <w:tr>
+        <w:tc>
+          <w:tcPr>
+            <w:tcW w:type="dxa" w:w="1247"/>
+          </w:tcPr>
+          <w:p>
+            <w:pPr>
+              <w:jc w:val="center"/>
+            </w:pPr>
+            <w:r/>
+            <w:r>
+              <w:rPr>
+                <w:rFonts w:ascii="Times New Roman" w:hAnsi="Times New Roman" w:eastAsia="宋体"/>
+                <w:b w:val="0"/>
+                <w:sz w:val="18"/>
+              </w:rPr>
+              <w:t>只口播</w:t>
+            </w:r>
+          </w:p>
+        </w:tc>
+        <w:tc>
+          <w:tcPr>
+            <w:tcW w:type="dxa" w:w="1928"/>
+          </w:tcPr>
+          <w:p>
+            <w:pPr>
+              <w:jc w:val="center"/>
+            </w:pPr>
+            <w:r/>
+            <w:r>
+              <w:rPr>
+                <w:rFonts w:ascii="Times New Roman" w:hAnsi="Times New Roman" w:eastAsia="宋体"/>
+                <w:b w:val="0"/>
+                <w:sz w:val="18"/>
+              </w:rPr>
+              <w:t>仅ASR</w:t>
+            </w:r>
+          </w:p>
+        </w:tc>
+        <w:tc>
+          <w:tcPr>
+            <w:tcW w:type="dxa" w:w="1134"/>
+          </w:tcPr>
+          <w:p>
+            <w:pPr>
+              <w:jc w:val="center"/>
+            </w:pPr>
+            <w:r/>
+            <w:r>
+              <w:rPr>
+                <w:rFonts w:ascii="Times New Roman" w:hAnsi="Times New Roman" w:eastAsia="宋体"/>
+                <w:b w:val="0"/>
+                <w:sz w:val="18"/>
+              </w:rPr>
+              <w:t>0.922</w:t>
+            </w:r>
+          </w:p>
+        </w:tc>
+        <w:tc>
+          <w:tcPr>
+            <w:tcW w:type="dxa" w:w="1134"/>
+          </w:tcPr>
+          <w:p>
+            <w:pPr>
+              <w:jc w:val="center"/>
+            </w:pPr>
+            <w:r/>
+            <w:r>
+              <w:rPr>
+                <w:rFonts w:ascii="Times New Roman" w:hAnsi="Times New Roman" w:eastAsia="宋体"/>
+                <w:b w:val="0"/>
+                <w:sz w:val="18"/>
+              </w:rPr>
+              <w:t>0.420</w:t>
+            </w:r>
+          </w:p>
+        </w:tc>
+        <w:tc>
+          <w:tcPr>
+            <w:tcW w:type="dxa" w:w="1247"/>
+          </w:tcPr>
+          <w:p>
+            <w:pPr>
+              <w:jc w:val="center"/>
+            </w:pPr>
+            <w:r/>
+            <w:r>
+              <w:rPr>
+                <w:rFonts w:ascii="Times New Roman" w:hAnsi="Times New Roman" w:eastAsia="宋体"/>
+                <w:b w:val="0"/>
+                <w:sz w:val="18"/>
+              </w:rPr>
+              <w:t>0.577</w:t>
+            </w:r>
+          </w:p>
+        </w:tc>
+        <w:tc>
+          <w:tcPr>
+            <w:tcW w:type="dxa" w:w="1361"/>
+          </w:tcPr>
+          <w:p>
+            <w:pPr>
+              <w:jc w:val="center"/>
+            </w:pPr>
+            <w:r/>
+            <w:r>
+              <w:rPr>
+                <w:rFonts w:ascii="Times New Roman" w:hAnsi="Times New Roman" w:eastAsia="宋体"/>
+                <w:b w:val="0"/>
+                <w:sz w:val="18"/>
+              </w:rPr>
+              <w:t>105/237</w:t>
+            </w:r>
+          </w:p>
+        </w:tc>
+      </w:tr>
+      <w:tr>
+        <w:tc>
+          <w:tcPr>
+            <w:tcW w:type="dxa" w:w="1247"/>
+          </w:tcPr>
+          <w:p>
+            <w:pPr>
+              <w:jc w:val="center"/>
+            </w:pPr>
+            <w:r/>
+            <w:r>
+              <w:rPr>
+                <w:rFonts w:ascii="Times New Roman" w:hAnsi="Times New Roman" w:eastAsia="宋体"/>
+                <w:b w:val="0"/>
+                <w:sz w:val="18"/>
+              </w:rPr>
+              <w:t>只画面</w:t>
+            </w:r>
+          </w:p>
+        </w:tc>
+        <w:tc>
+          <w:tcPr>
+            <w:tcW w:type="dxa" w:w="1928"/>
+          </w:tcPr>
+          <w:p>
+            <w:pPr>
+              <w:jc w:val="center"/>
+            </w:pPr>
+            <w:r/>
+            <w:r>
+              <w:rPr>
+                <w:rFonts w:ascii="Times New Roman" w:hAnsi="Times New Roman" w:eastAsia="宋体"/>
+                <w:b w:val="0"/>
+                <w:sz w:val="18"/>
+              </w:rPr>
+              <w:t>仅OCR</w:t>
+            </w:r>
+          </w:p>
+        </w:tc>
+        <w:tc>
+          <w:tcPr>
+            <w:tcW w:type="dxa" w:w="1134"/>
+          </w:tcPr>
+          <w:p>
+            <w:pPr>
+              <w:jc w:val="center"/>
+            </w:pPr>
+            <w:r/>
+            <w:r>
+              <w:rPr>
+                <w:rFonts w:ascii="Times New Roman" w:hAnsi="Times New Roman" w:eastAsia="宋体"/>
+                <w:b w:val="0"/>
+                <w:sz w:val="18"/>
+              </w:rPr>
+              <w:t>0.935</w:t>
+            </w:r>
+          </w:p>
+        </w:tc>
+        <w:tc>
+          <w:tcPr>
+            <w:tcW w:type="dxa" w:w="1134"/>
+          </w:tcPr>
+          <w:p>
+            <w:pPr>
+              <w:jc w:val="center"/>
+            </w:pPr>
+            <w:r/>
+            <w:r>
+              <w:rPr>
+                <w:rFonts w:ascii="Times New Roman" w:hAnsi="Times New Roman" w:eastAsia="宋体"/>
+                <w:b w:val="0"/>
+                <w:sz w:val="18"/>
+              </w:rPr>
+              <w:t>0.513</w:t>
+            </w:r>
+          </w:p>
+        </w:tc>
+        <w:tc>
+          <w:tcPr>
+            <w:tcW w:type="dxa" w:w="1247"/>
+          </w:tcPr>
+          <w:p>
+            <w:pPr>
+              <w:jc w:val="center"/>
+            </w:pPr>
+            <w:r/>
+            <w:r>
+              <w:rPr>
+                <w:rFonts w:ascii="Times New Roman" w:hAnsi="Times New Roman" w:eastAsia="宋体"/>
+                <w:b w:val="0"/>
+                <w:sz w:val="18"/>
+              </w:rPr>
+              <w:t>0.663</w:t>
+            </w:r>
+          </w:p>
+        </w:tc>
+        <w:tc>
+          <w:tcPr>
+            <w:tcW w:type="dxa" w:w="1361"/>
+          </w:tcPr>
+          <w:p>
+            <w:pPr>
+              <w:jc w:val="center"/>
+            </w:pPr>
+            <w:r/>
+            <w:r>
+              <w:rPr>
+                <w:rFonts w:ascii="Times New Roman" w:hAnsi="Times New Roman" w:eastAsia="宋体"/>
+                <w:b w:val="0"/>
+                <w:sz w:val="18"/>
+              </w:rPr>
+              <w:t>122/237</w:t>
+            </w:r>
+          </w:p>
+        </w:tc>
+      </w:tr>
+      <w:tr>
+        <w:tc>
+          <w:tcPr>
+            <w:tcW w:type="dxa" w:w="1247"/>
+          </w:tcPr>
+          <w:p>
+            <w:pPr>
+              <w:jc w:val="center"/>
+            </w:pPr>
+            <w:r/>
+            <w:r>
+              <w:rPr>
+                <w:rFonts w:ascii="Times New Roman" w:hAnsi="Times New Roman" w:eastAsia="宋体"/>
+                <w:b w:val="0"/>
+                <w:sz w:val="18"/>
+              </w:rPr>
+              <w:t>E4</w:t>
+            </w:r>
+          </w:p>
+        </w:tc>
+        <w:tc>
+          <w:tcPr>
+            <w:tcW w:type="dxa" w:w="1928"/>
+          </w:tcPr>
+          <w:p>
+            <w:pPr>
+              <w:jc w:val="center"/>
+            </w:pPr>
+            <w:r/>
+            <w:r>
+              <w:rPr>
+                <w:rFonts w:ascii="Times New Roman" w:hAnsi="Times New Roman" w:eastAsia="宋体"/>
+                <w:b w:val="0"/>
+                <w:sz w:val="18"/>
+              </w:rPr>
+              <w:t>E1∪口播∪画面</w:t>
+            </w:r>
+          </w:p>
+        </w:tc>
+        <w:tc>
+          <w:tcPr>
+            <w:tcW w:type="dxa" w:w="1134"/>
+          </w:tcPr>
+          <w:p>
+            <w:pPr>
+              <w:jc w:val="center"/>
+            </w:pPr>
+            <w:r/>
+            <w:r>
+              <w:rPr>
+                <w:rFonts w:ascii="Times New Roman" w:hAnsi="Times New Roman" w:eastAsia="宋体"/>
+                <w:b w:val="0"/>
+                <w:sz w:val="18"/>
+              </w:rPr>
+              <w:t>0.922</w:t>
+            </w:r>
+          </w:p>
+        </w:tc>
+        <w:tc>
+          <w:tcPr>
+            <w:tcW w:type="dxa" w:w="1134"/>
+          </w:tcPr>
+          <w:p>
+            <w:pPr>
+              <w:jc w:val="center"/>
+            </w:pPr>
+            <w:r/>
+            <w:r>
+              <w:rPr>
+                <w:rFonts w:ascii="Times New Roman" w:hAnsi="Times New Roman" w:eastAsia="宋体"/>
+                <w:b w:val="0"/>
+                <w:sz w:val="18"/>
+              </w:rPr>
+              <w:t>0.839</w:t>
+            </w:r>
+          </w:p>
+        </w:tc>
+        <w:tc>
+          <w:tcPr>
+            <w:tcW w:type="dxa" w:w="1247"/>
+          </w:tcPr>
+          <w:p>
+            <w:pPr>
+              <w:jc w:val="center"/>
+            </w:pPr>
+            <w:r/>
+            <w:r>
+              <w:rPr>
+                <w:rFonts w:ascii="Times New Roman" w:hAnsi="Times New Roman" w:eastAsia="宋体"/>
+                <w:b w:val="0"/>
+                <w:sz w:val="18"/>
+              </w:rPr>
+              <w:t>0.879</w:t>
+            </w:r>
+          </w:p>
+        </w:tc>
+        <w:tc>
+          <w:tcPr>
+            <w:tcW w:type="dxa" w:w="1361"/>
+          </w:tcPr>
+          <w:p>
+            <w:pPr>
+              <w:jc w:val="center"/>
+            </w:pPr>
+            <w:r/>
+            <w:r>
+              <w:rPr>
+                <w:rFonts w:ascii="Times New Roman" w:hAnsi="Times New Roman" w:eastAsia="宋体"/>
+                <w:b w:val="0"/>
+                <w:sz w:val="18"/>
+              </w:rPr>
+              <w:t>185/237</w:t>
+            </w:r>
+          </w:p>
+        </w:tc>
+      </w:tr>
+      <w:tr>
+        <w:tc>
+          <w:tcPr>
+            <w:tcW w:type="dxa" w:w="1247"/>
+          </w:tcPr>
+          <w:p>
+            <w:pPr>
+              <w:jc w:val="center"/>
+            </w:pPr>
+            <w:r/>
+            <w:r>
+              <w:rPr>
+                <w:rFonts w:ascii="Times New Roman" w:hAnsi="Times New Roman" w:eastAsia="宋体"/>
+                <w:b w:val="0"/>
+                <w:sz w:val="18"/>
+              </w:rPr>
+              <w:t>E4+</w:t>
+            </w:r>
+          </w:p>
+        </w:tc>
+        <w:tc>
+          <w:tcPr>
+            <w:tcW w:type="dxa" w:w="1928"/>
+          </w:tcPr>
+          <w:p>
+            <w:pPr>
+              <w:jc w:val="center"/>
+            </w:pPr>
+            <w:r/>
+            <w:r>
+              <w:rPr>
+                <w:rFonts w:ascii="Times New Roman" w:hAnsi="Times New Roman" w:eastAsia="宋体"/>
+                <w:b w:val="0"/>
+                <w:sz w:val="18"/>
+              </w:rPr>
+              <w:t>E4∪合路E2</w:t>
+            </w:r>
+          </w:p>
+        </w:tc>
+        <w:tc>
+          <w:tcPr>
+            <w:tcW w:type="dxa" w:w="1134"/>
+          </w:tcPr>
+          <w:p>
+            <w:pPr>
+              <w:jc w:val="center"/>
+            </w:pPr>
+            <w:r/>
+            <w:r>
+              <w:rPr>
+                <w:rFonts w:ascii="Times New Roman" w:hAnsi="Times New Roman" w:eastAsia="宋体"/>
+                <w:b w:val="0"/>
+                <w:sz w:val="18"/>
+              </w:rPr>
+              <w:t>0.897</w:t>
+            </w:r>
+          </w:p>
+        </w:tc>
+        <w:tc>
+          <w:tcPr>
+            <w:tcW w:type="dxa" w:w="1134"/>
+          </w:tcPr>
+          <w:p>
+            <w:pPr>
+              <w:jc w:val="center"/>
+            </w:pPr>
+            <w:r/>
+            <w:r>
+              <w:rPr>
+                <w:rFonts w:ascii="Times New Roman" w:hAnsi="Times New Roman" w:eastAsia="宋体"/>
+                <w:b w:val="0"/>
+                <w:sz w:val="18"/>
+              </w:rPr>
+              <w:t>0.857</w:t>
+            </w:r>
+          </w:p>
+        </w:tc>
+        <w:tc>
+          <w:tcPr>
+            <w:tcW w:type="dxa" w:w="1247"/>
+          </w:tcPr>
+          <w:p>
+            <w:pPr>
+              <w:jc w:val="center"/>
+            </w:pPr>
+            <w:r/>
+            <w:r>
+              <w:rPr>
+                <w:rFonts w:ascii="Times New Roman" w:hAnsi="Times New Roman" w:eastAsia="宋体"/>
+                <w:b w:val="0"/>
+                <w:sz w:val="18"/>
+              </w:rPr>
+              <w:t>0.877</w:t>
+            </w:r>
+          </w:p>
+        </w:tc>
+        <w:tc>
+          <w:tcPr>
+            <w:tcW w:type="dxa" w:w="1361"/>
+          </w:tcPr>
+          <w:p>
+            <w:pPr>
+              <w:jc w:val="center"/>
+            </w:pPr>
+            <w:r/>
+            <w:r>
+              <w:rPr>
+                <w:rFonts w:ascii="Times New Roman" w:hAnsi="Times New Roman" w:eastAsia="宋体"/>
+                <w:b w:val="0"/>
+                <w:sz w:val="18"/>
+              </w:rPr>
+              <w:t>183/237</w:t>
+            </w:r>
+          </w:p>
+        </w:tc>
+      </w:tr>
+    </w:tbl>
+    <w:p/>
+    <w:p>
+      <w:pPr>
+        <w:spacing w:line="360" w:lineRule="auto" w:after="120" w:before="0"/>
+        <w:ind w:firstLine="420"/>
+        <w:jc w:val="both"/>
+      </w:pPr>
+      <w:r>
+        <w:rPr>
+          <w:rFonts w:ascii="Times New Roman" w:hAnsi="Times New Roman" w:eastAsia="宋体"/>
+          <w:b w:val="0"/>
+          <w:sz w:val="24"/>
+        </w:rPr>
+        <w:t>只口播、只画面都弱于合路E2：促销话术更多在口播，绝对化叠字更多在画面。E4的增益来自拆开后再与规则并。E4+再并合路E2召回更高但精确率下降，micro F1为0.877，主结果取E4。</w:t>
+      </w:r>
+    </w:p>
+    <w:p>
+      <w:pPr>
+        <w:spacing w:line="360" w:lineRule="auto" w:after="120" w:before="0"/>
+        <w:jc w:val="both"/>
+      </w:pPr>
+      <w:r>
+        <w:rPr>
+          <w:rFonts w:ascii="Times New Roman" w:hAnsi="Times New Roman" w:eastAsia="黑体"/>
+          <w:b/>
+          <w:sz w:val="24"/>
+        </w:rPr>
+        <w:t>11.2 与E3对比</w:t>
+      </w:r>
+    </w:p>
+    <w:p>
+      <w:pPr>
+        <w:spacing w:line="360" w:lineRule="auto" w:after="80" w:before="0"/>
+        <w:jc w:val="center"/>
+      </w:pPr>
+      <w:r>
+        <w:rPr>
+          <w:rFonts w:ascii="Times New Roman" w:hAnsi="Times New Roman" w:eastAsia="楷体"/>
+          <w:b w:val="0"/>
+          <w:sz w:val="21"/>
+        </w:rPr>
+        <w:t>表8 E4与E3对比</w:t>
+      </w:r>
+    </w:p>
+    <w:tbl>
+      <w:tblPr>
+        <w:tblStyle w:val="TableGrid"/>
+        <w:tblW w:type="auto" w:w="0"/>
+        <w:jc w:val="center"/>
+        <w:tblLook w:firstColumn="1" w:firstRow="1" w:lastColumn="0" w:lastRow="0" w:noHBand="0" w:noVBand="1" w:val="04A0"/>
+      </w:tblPr>
+      <w:tblGrid>
+        <w:gridCol w:w="1264"/>
+        <w:gridCol w:w="1264"/>
+        <w:gridCol w:w="1264"/>
+        <w:gridCol w:w="1264"/>
+        <w:gridCol w:w="1264"/>
+        <w:gridCol w:w="1264"/>
+        <w:gridCol w:w="1264"/>
+      </w:tblGrid>
+      <w:tr>
+        <w:tc>
+          <w:tcPr>
+            <w:tcW w:type="dxa" w:w="1134"/>
+            <w:shd w:fill="D9E2F3" w:val="clear"/>
+          </w:tcPr>
+          <w:p>
+            <w:pPr>
+              <w:jc w:val="center"/>
+            </w:pPr>
+            <w:r/>
+            <w:r>
+              <w:rPr>
+                <w:rFonts w:ascii="Times New Roman" w:hAnsi="Times New Roman" w:eastAsia="黑体"/>
+                <w:b/>
+                <w:sz w:val="18"/>
+              </w:rPr>
+              <w:t>实验</w:t>
+            </w:r>
+          </w:p>
+        </w:tc>
+        <w:tc>
+          <w:tcPr>
+            <w:tcW w:type="dxa" w:w="1134"/>
+            <w:shd w:fill="D9E2F3" w:val="clear"/>
+          </w:tcPr>
+          <w:p>
+            <w:pPr>
+              <w:jc w:val="center"/>
+            </w:pPr>
+            <w:r/>
+            <w:r>
+              <w:rPr>
+                <w:rFonts w:ascii="Times New Roman" w:hAnsi="Times New Roman" w:eastAsia="黑体"/>
+                <w:b/>
+                <w:sz w:val="18"/>
+              </w:rPr>
+              <w:t>micro P</w:t>
+            </w:r>
+          </w:p>
+        </w:tc>
+        <w:tc>
+          <w:tcPr>
+            <w:tcW w:type="dxa" w:w="1134"/>
+            <w:shd w:fill="D9E2F3" w:val="clear"/>
+          </w:tcPr>
+          <w:p>
+            <w:pPr>
+              <w:jc w:val="center"/>
+            </w:pPr>
+            <w:r/>
+            <w:r>
+              <w:rPr>
+                <w:rFonts w:ascii="Times New Roman" w:hAnsi="Times New Roman" w:eastAsia="黑体"/>
+                <w:b/>
+                <w:sz w:val="18"/>
+              </w:rPr>
+              <w:t>micro R</w:t>
+            </w:r>
+          </w:p>
+        </w:tc>
+        <w:tc>
+          <w:tcPr>
+            <w:tcW w:type="dxa" w:w="1247"/>
+            <w:shd w:fill="D9E2F3" w:val="clear"/>
+          </w:tcPr>
+          <w:p>
+            <w:pPr>
+              <w:jc w:val="center"/>
+            </w:pPr>
+            <w:r/>
+            <w:r>
+              <w:rPr>
+                <w:rFonts w:ascii="Times New Roman" w:hAnsi="Times New Roman" w:eastAsia="黑体"/>
+                <w:b/>
+                <w:sz w:val="18"/>
+              </w:rPr>
+              <w:t>micro F1</w:t>
+            </w:r>
+          </w:p>
+        </w:tc>
+        <w:tc>
+          <w:tcPr>
+            <w:tcW w:type="dxa" w:w="1361"/>
+            <w:shd w:fill="D9E2F3" w:val="clear"/>
+          </w:tcPr>
+          <w:p>
+            <w:pPr>
+              <w:jc w:val="center"/>
+            </w:pPr>
+            <w:r/>
+            <w:r>
+              <w:rPr>
+                <w:rFonts w:ascii="Times New Roman" w:hAnsi="Times New Roman" w:eastAsia="黑体"/>
+                <w:b/>
+                <w:sz w:val="18"/>
+              </w:rPr>
+              <w:t>完全匹配</w:t>
+            </w:r>
+          </w:p>
+        </w:tc>
+        <w:tc>
+          <w:tcPr>
+            <w:tcW w:type="dxa" w:w="1474"/>
+            <w:shd w:fill="D9E2F3" w:val="clear"/>
+          </w:tcPr>
+          <w:p>
+            <w:pPr>
+              <w:jc w:val="center"/>
+            </w:pPr>
+            <w:r/>
+            <w:r>
+              <w:rPr>
+                <w:rFonts w:ascii="Times New Roman" w:hAnsi="Times New Roman" w:eastAsia="黑体"/>
+                <w:b/>
+                <w:sz w:val="18"/>
+              </w:rPr>
+              <w:t>夸大功效F1</w:t>
+            </w:r>
+          </w:p>
+        </w:tc>
+        <w:tc>
+          <w:tcPr>
+            <w:tcW w:type="dxa" w:w="1474"/>
+            <w:shd w:fill="D9E2F3" w:val="clear"/>
+          </w:tcPr>
+          <w:p>
+            <w:pPr>
+              <w:jc w:val="center"/>
+            </w:pPr>
+            <w:r/>
+            <w:r>
+              <w:rPr>
+                <w:rFonts w:ascii="Times New Roman" w:hAnsi="Times New Roman" w:eastAsia="黑体"/>
+                <w:b/>
+                <w:sz w:val="18"/>
+              </w:rPr>
+              <w:t>诱导消费F1</w:t>
+            </w:r>
+          </w:p>
+        </w:tc>
+      </w:tr>
+      <w:tr>
+        <w:tc>
+          <w:tcPr>
+            <w:tcW w:type="dxa" w:w="1134"/>
+          </w:tcPr>
+          <w:p>
+            <w:pPr>
+              <w:jc w:val="center"/>
+            </w:pPr>
+            <w:r/>
+            <w:r>
+              <w:rPr>
+                <w:rFonts w:ascii="Times New Roman" w:hAnsi="Times New Roman" w:eastAsia="宋体"/>
+                <w:b w:val="0"/>
+                <w:sz w:val="18"/>
+              </w:rPr>
+              <w:t>E3</w:t>
+            </w:r>
+          </w:p>
+        </w:tc>
+        <w:tc>
+          <w:tcPr>
+            <w:tcW w:type="dxa" w:w="1134"/>
+          </w:tcPr>
+          <w:p>
+            <w:pPr>
+              <w:jc w:val="center"/>
+            </w:pPr>
+            <w:r/>
+            <w:r>
+              <w:rPr>
+                <w:rFonts w:ascii="Times New Roman" w:hAnsi="Times New Roman" w:eastAsia="宋体"/>
+                <w:b w:val="0"/>
+                <w:sz w:val="18"/>
+              </w:rPr>
+              <w:t>0.911</w:t>
+            </w:r>
+          </w:p>
+        </w:tc>
+        <w:tc>
+          <w:tcPr>
+            <w:tcW w:type="dxa" w:w="1134"/>
+          </w:tcPr>
+          <w:p>
+            <w:pPr>
+              <w:jc w:val="center"/>
+            </w:pPr>
+            <w:r/>
+            <w:r>
+              <w:rPr>
+                <w:rFonts w:ascii="Times New Roman" w:hAnsi="Times New Roman" w:eastAsia="宋体"/>
+                <w:b w:val="0"/>
+                <w:sz w:val="18"/>
+              </w:rPr>
+              <w:t>0.826</w:t>
+            </w:r>
+          </w:p>
+        </w:tc>
+        <w:tc>
+          <w:tcPr>
+            <w:tcW w:type="dxa" w:w="1247"/>
+          </w:tcPr>
+          <w:p>
+            <w:pPr>
+              <w:jc w:val="center"/>
+            </w:pPr>
+            <w:r/>
+            <w:r>
+              <w:rPr>
+                <w:rFonts w:ascii="Times New Roman" w:hAnsi="Times New Roman" w:eastAsia="宋体"/>
+                <w:b w:val="0"/>
+                <w:sz w:val="18"/>
+              </w:rPr>
+              <w:t>0.867</w:t>
+            </w:r>
+          </w:p>
+        </w:tc>
+        <w:tc>
+          <w:tcPr>
+            <w:tcW w:type="dxa" w:w="1361"/>
+          </w:tcPr>
+          <w:p>
+            <w:pPr>
+              <w:jc w:val="center"/>
+            </w:pPr>
+            <w:r/>
+            <w:r>
+              <w:rPr>
+                <w:rFonts w:ascii="Times New Roman" w:hAnsi="Times New Roman" w:eastAsia="宋体"/>
+                <w:b w:val="0"/>
+                <w:sz w:val="18"/>
+              </w:rPr>
+              <w:t>182/237</w:t>
+            </w:r>
+          </w:p>
+        </w:tc>
+        <w:tc>
+          <w:tcPr>
+            <w:tcW w:type="dxa" w:w="1474"/>
+          </w:tcPr>
+          <w:p>
+            <w:pPr>
+              <w:jc w:val="center"/>
+            </w:pPr>
+            <w:r/>
+            <w:r>
+              <w:rPr>
+                <w:rFonts w:ascii="Times New Roman" w:hAnsi="Times New Roman" w:eastAsia="宋体"/>
+                <w:b w:val="0"/>
+                <w:sz w:val="18"/>
+              </w:rPr>
+              <w:t>0.867</w:t>
+            </w:r>
+          </w:p>
+        </w:tc>
+        <w:tc>
+          <w:tcPr>
+            <w:tcW w:type="dxa" w:w="1474"/>
+          </w:tcPr>
+          <w:p>
+            <w:pPr>
+              <w:jc w:val="center"/>
+            </w:pPr>
+            <w:r/>
+            <w:r>
+              <w:rPr>
+                <w:rFonts w:ascii="Times New Roman" w:hAnsi="Times New Roman" w:eastAsia="宋体"/>
+                <w:b w:val="0"/>
+                <w:sz w:val="18"/>
+              </w:rPr>
+              <w:t>0.873</w:t>
+            </w:r>
+          </w:p>
+        </w:tc>
+      </w:tr>
+      <w:tr>
+        <w:tc>
+          <w:tcPr>
+            <w:tcW w:type="dxa" w:w="1134"/>
+          </w:tcPr>
+          <w:p>
+            <w:pPr>
+              <w:jc w:val="center"/>
+            </w:pPr>
+            <w:r/>
+            <w:r>
+              <w:rPr>
+                <w:rFonts w:ascii="Times New Roman" w:hAnsi="Times New Roman" w:eastAsia="宋体"/>
+                <w:b w:val="0"/>
+                <w:sz w:val="18"/>
+              </w:rPr>
+              <w:t>E4</w:t>
+            </w:r>
+          </w:p>
+        </w:tc>
+        <w:tc>
+          <w:tcPr>
+            <w:tcW w:type="dxa" w:w="1134"/>
+          </w:tcPr>
+          <w:p>
+            <w:pPr>
+              <w:jc w:val="center"/>
+            </w:pPr>
+            <w:r/>
+            <w:r>
+              <w:rPr>
+                <w:rFonts w:ascii="Times New Roman" w:hAnsi="Times New Roman" w:eastAsia="宋体"/>
+                <w:b w:val="0"/>
+                <w:sz w:val="18"/>
+              </w:rPr>
+              <w:t>0.922</w:t>
+            </w:r>
+          </w:p>
+        </w:tc>
+        <w:tc>
+          <w:tcPr>
+            <w:tcW w:type="dxa" w:w="1134"/>
+          </w:tcPr>
+          <w:p>
+            <w:pPr>
+              <w:jc w:val="center"/>
+            </w:pPr>
+            <w:r/>
+            <w:r>
+              <w:rPr>
+                <w:rFonts w:ascii="Times New Roman" w:hAnsi="Times New Roman" w:eastAsia="宋体"/>
+                <w:b w:val="0"/>
+                <w:sz w:val="18"/>
+              </w:rPr>
+              <w:t>0.839</w:t>
+            </w:r>
+          </w:p>
+        </w:tc>
+        <w:tc>
+          <w:tcPr>
+            <w:tcW w:type="dxa" w:w="1247"/>
+          </w:tcPr>
+          <w:p>
+            <w:pPr>
+              <w:jc w:val="center"/>
+            </w:pPr>
+            <w:r/>
+            <w:r>
+              <w:rPr>
+                <w:rFonts w:ascii="Times New Roman" w:hAnsi="Times New Roman" w:eastAsia="宋体"/>
+                <w:b w:val="0"/>
+                <w:sz w:val="18"/>
+              </w:rPr>
+              <w:t>0.879</w:t>
+            </w:r>
+          </w:p>
+        </w:tc>
+        <w:tc>
+          <w:tcPr>
+            <w:tcW w:type="dxa" w:w="1361"/>
+          </w:tcPr>
+          <w:p>
+            <w:pPr>
+              <w:jc w:val="center"/>
+            </w:pPr>
+            <w:r/>
+            <w:r>
+              <w:rPr>
+                <w:rFonts w:ascii="Times New Roman" w:hAnsi="Times New Roman" w:eastAsia="宋体"/>
+                <w:b w:val="0"/>
+                <w:sz w:val="18"/>
+              </w:rPr>
+              <w:t>185/237</w:t>
+            </w:r>
+          </w:p>
+        </w:tc>
+        <w:tc>
+          <w:tcPr>
+            <w:tcW w:type="dxa" w:w="1474"/>
+          </w:tcPr>
+          <w:p>
+            <w:pPr>
+              <w:jc w:val="center"/>
+            </w:pPr>
+            <w:r/>
+            <w:r>
+              <w:rPr>
+                <w:rFonts w:ascii="Times New Roman" w:hAnsi="Times New Roman" w:eastAsia="宋体"/>
+                <w:b w:val="0"/>
+                <w:sz w:val="18"/>
+              </w:rPr>
+              <w:t>0.877</w:t>
+            </w:r>
+          </w:p>
+        </w:tc>
+        <w:tc>
+          <w:tcPr>
+            <w:tcW w:type="dxa" w:w="1474"/>
+          </w:tcPr>
+          <w:p>
+            <w:pPr>
+              <w:jc w:val="center"/>
+            </w:pPr>
+            <w:r/>
+            <w:r>
+              <w:rPr>
+                <w:rFonts w:ascii="Times New Roman" w:hAnsi="Times New Roman" w:eastAsia="宋体"/>
+                <w:b w:val="0"/>
+                <w:sz w:val="18"/>
+              </w:rPr>
+              <w:t>0.897</w:t>
+            </w:r>
+          </w:p>
+        </w:tc>
+      </w:tr>
+    </w:tbl>
+    <w:p/>
+    <w:p>
+      <w:pPr>
+        <w:spacing w:line="360" w:lineRule="auto" w:after="120" w:before="0"/>
+        <w:ind w:firstLine="420"/>
+        <w:jc w:val="both"/>
+      </w:pPr>
+      <w:r>
+        <w:rPr>
+          <w:rFonts w:ascii="Times New Roman" w:hAnsi="Times New Roman" w:eastAsia="宋体"/>
+          <w:b w:val="0"/>
+          <w:sz w:val="24"/>
+        </w:rPr>
+        <w:t>诱导消费漏检从3降到1（26/27）。相对E3，11条由错变完全匹配（如168口播打功效、画面打诱导），8条由对变错（合路能看懂、拆开变正常）。样本192仍只有夸大功效。</w:t>
+      </w:r>
+    </w:p>
+    <w:p>
+      <w:pPr>
+        <w:spacing w:line="360" w:lineRule="auto" w:after="160" w:before="0"/>
+        <w:jc w:val="both"/>
+      </w:pPr>
+      <w:r>
+        <w:rPr>
+          <w:rFonts w:ascii="Times New Roman" w:hAnsi="Times New Roman" w:eastAsia="黑体"/>
+          <w:b/>
+          <w:sz w:val="28"/>
+        </w:rPr>
+        <w:t>12 审核结果展示Demo</w:t>
       </w:r>
     </w:p>
     <w:p>
@@ -3940,7 +5295,7 @@
           <w:b w:val="0"/>
           <w:sz w:val="24"/>
         </w:rPr>
-        <w:t>任务书要求记录至少两条关键AI使用情况。第一条用于设计结构化输出和少样本约束：向AI询问如何让7B模型给出可复核JSON，并避免把拍链接、领券标成风险。建议被采用，落实为src/prompts.py与classify.py的证据接地。第二条用于选择改进策略：在不能把测试集句子写进词表的前提下，AI建议先复核再做E1∪E2融合。该建议被采用，并得到第7节的指标支持。完整问答见reports/AI协作记录.md。</w:t>
+        <w:t>任务书要求记录至少两条关键AI使用情况。第一条用于设计结构化输出和少样本约束：向AI询问如何让7B模型给出可复核JSON，并避免把拍链接、领券标成风险。建议被采用，落实为src/prompts.py与classify.py的证据接地。第二条用于选择改进策略：在不能把测试集句子写进词表的前提下，AI建议先复核再做E1∪E2融合。该建议被采用，并得到第7节的指标支持。第三条用于在同样纪律下选择口播/画面分路（E4），而不是把本包漏检句写入词表。完整问答见reports/AI协作记录.md。</w:t>
       </w:r>
     </w:p>
     <w:p>
@@ -3954,7 +5309,7 @@
           <w:b/>
           <w:sz w:val="28"/>
         </w:rPr>
-        <w:t>12 结论与分工说明</w:t>
+        <w:t>13 结论与分工说明</w:t>
       </w:r>
     </w:p>
     <w:p>
@@ -3969,7 +5324,7 @@
           <w:b w:val="0"/>
           <w:sz w:val="24"/>
         </w:rPr>
-        <w:t>本实践完成了任务书规定的样本准备、标注、ASR/OCR、规则基线、小规模LM分类、指标评估、不少于20条人工复核、一次简单改进和Demo。主要结论有五条。第一，虚假宣传话术大量出现在画面叠字，只做ASR不够。第二，冻结词表的规则精确、召回窄；少样本模型能补词表外功效，但促销误导不稳。第三，在禁止测试集泄漏的前提下，标签并集是有效且可复现的简单改进。第四，稀有类支持不足，复核比单一F1更能说明系统边界。第五，证据质量与标签同等重要，162说明标签对、证据错仍不合格。</w:t>
+        <w:t>本实践完成了任务书规定的样本准备、标注、ASR/OCR、规则基线、小规模LM分类、指标评估、不少于20条人工复核、一次简单改进、分路再改进和Demo。主要结论有六条。第一，虚假宣传话术大量出现在画面叠字，只做ASR不够；只做OCR也会漏口播里的促销误导。第二，冻结词表的规则精确、可解释；少样本模型能补部分词表外功效，但促销误导不稳。第三，在禁止测试集泄漏的前提下，标签并集是有效且可复现的简单改进。第四，口播/画面分路再并能再补促销召回；消融表明单路都弱于合路，增益来自拆开后再并。第五，稀有类支持不足，复核比单一F1更能说明系统边界。第六，证据质量与标签同等重要，162说明标签对、证据错仍不合格。</w:t>
       </w:r>
     </w:p>
     <w:p>
@@ -4083,7 +5438,7 @@
           <w:b w:val="0"/>
           <w:sz w:val="24"/>
         </w:rPr>
-        <w:t>环境安装执行./setup_env.sh后激活.venv。评测E1：python -m src.detect 再 python -m src.eval。评测E2需本机Ollama：python -m src.classify，再指定--detect-dir data/classify --experiment e2。E3：python -m src.hybrid 与 python -m src.eval --detect-dir data/hybrid --experiment e3。Demo：python -m src.app。无模型机器可跳过抽取与E2，直接评已提交的预测目录。</w:t>
+        <w:t>环境安装执行./setup_env.sh后激活.venv。评测E1：python -m src.detect 再 python -m src.eval。评测E2需本机Ollama：python -m src.classify，再指定--detect-dir data/classify --experiment e2。E3：python -m src.hybrid 与 python -m src.eval --detect-dir data/hybrid --experiment e3。E4：python -m src.e4a。Demo：python -m src.app。无模型机器可跳过抽取与E2/E4，直接评已提交的预测目录。</w:t>
       </w:r>
     </w:p>
     <w:p>
@@ -4541,7 +5896,7 @@
           <w:b w:val="0"/>
           <w:sz w:val="24"/>
         </w:rPr>
-        <w:t>若设备无法运行ASR/OCR，任务书允许提交已提取文本和清晰复现说明。本仓库已包含237条转写与识别结果，以及E1/E2/E3预测和指标文件。因此评阅人可以在不下载视频、不下载本地权重的情况下复核数字和案例。</w:t>
+        <w:t>若设备无法运行ASR/OCR，任务书允许提交已提取文本和清晰复现说明。本仓库已包含237条转写与识别结果，以及E1/E2/E3/E4预测和指标文件。因此评阅人可以在不下载视频、不下载本地权重的情况下复核数字和案例。</w:t>
       </w:r>
     </w:p>
     <w:sectPr>
